--- a/labs/lab01/report/infosec-intro-lab01-report.docx
+++ b/labs/lab01/report/infosec-intro-lab01-report.docx
@@ -7,7 +7,7 @@
         <w:pStyle w:val="Title"/>
       </w:pPr>
       <w:r>
-        <w:t xml:space="preserve">Шаблон отчёта по лабораторной работе</w:t>
+        <w:t xml:space="preserve">Лабораторная работа 1</w:t>
       </w:r>
     </w:p>
     <w:p>
@@ -15,7 +15,7 @@
         <w:pStyle w:val="Subtitle"/>
       </w:pPr>
       <w:r>
-        <w:t xml:space="preserve">Простейший вариант</w:t>
+        <w:t xml:space="preserve">Установка и конфигурация операционной системы на виртуальную машину</w:t>
       </w:r>
     </w:p>
     <w:p>
@@ -23,7 +23,7 @@
         <w:pStyle w:val="Author"/>
       </w:pPr>
       <w:r>
-        <w:t xml:space="preserve">Дмитрий Сергеевич Кулябов</w:t>
+        <w:t xml:space="preserve">Осипов Никита Александрович</w:t>
       </w:r>
     </w:p>
     <w:sdt>
@@ -66,27 +66,13 @@
         <w:pStyle w:val="FirstParagraph"/>
       </w:pPr>
       <w:r>
-        <w:t xml:space="preserve">Здесь приводится формулировка цели лабораторной работы.</w:t>
+        <w:t xml:space="preserve">Целью данной работы является приобретение практических навыков</w:t>
       </w:r>
       <w:r>
         <w:t xml:space="preserve"> </w:t>
       </w:r>
       <w:r>
-        <w:t xml:space="preserve">Формулировки цели для каждой лабораторной работы приведены в методических указаниях.</w:t>
-      </w:r>
-    </w:p>
-    <w:p>
-      <w:pPr>
-        <w:pStyle w:val="BodyText"/>
-      </w:pPr>
-      <w:r>
-        <w:t xml:space="preserve">Цель данного шаблона — максимально упростить подготовку отчётов по лабораторным работам.</w:t>
-      </w:r>
-      <w:r>
-        <w:t xml:space="preserve"> </w:t>
-      </w:r>
-      <w:r>
-        <w:t xml:space="preserve">Модифицируя данный шаблон, студенты смогут без труда подготовить отчёт по лабораторным работам, а также познакомиться с основными возможностями разметки Markdown.</w:t>
+        <w:t xml:space="preserve">установки операционной системы на виртуальную машину, настройки минимально необходимых для дальнейшей работы сервисов.</w:t>
       </w:r>
     </w:p>
     <w:bookmarkEnd w:id="20"/>
@@ -104,17 +90,17 @@
         <w:pStyle w:val="FirstParagraph"/>
       </w:pPr>
       <w:r>
-        <w:t xml:space="preserve">Здесь приводится описание задания в соответствии с рекомендациями методического пособия и выданным вариантом.</w:t>
+        <w:t xml:space="preserve">Настроить Virtual Box и поставить на него Rocky OS.</w:t>
       </w:r>
     </w:p>
     <w:bookmarkEnd w:id="21"/>
-    <w:bookmarkStart w:id="23" w:name="теоретическое-введение"/>
+    <w:bookmarkStart w:id="34" w:name="выполнение-лабораторной-работы"/>
     <w:p>
       <w:pPr>
         <w:pStyle w:val="Heading1"/>
       </w:pPr>
       <w:r>
-        <w:t xml:space="preserve">3. Теоретическое введение</w:t>
+        <w:t xml:space="preserve">3. Выполнение лабораторной работы</w:t>
       </w:r>
     </w:p>
     <w:p>
@@ -122,7 +108,7 @@
         <w:pStyle w:val="FirstParagraph"/>
       </w:pPr>
       <w:r>
-        <w:t xml:space="preserve">Здесь описываются теоретические аспекты, связанные с выполнением работы.</w:t>
+        <w:t xml:space="preserve">Создаем новую виртуальную машину, добавляем образ Rocky boot</w:t>
       </w:r>
     </w:p>
     <w:p>
@@ -130,365 +116,273 @@
         <w:pStyle w:val="BodyText"/>
       </w:pPr>
       <w:r>
-        <w:t xml:space="preserve">Например, в</w:t>
+        <w:t xml:space="preserve">Делаем первоначальные настройки</w:t>
+      </w:r>
+    </w:p>
+    <w:p>
+      <w:pPr>
+        <w:pStyle w:val="CaptionedFigure"/>
+      </w:pPr>
+      <w:r>
+        <w:drawing>
+          <wp:inline>
+            <wp:extent cx="5334000" cy="2312244"/>
+            <wp:effectExtent b="0" l="0" r="0" t="0"/>
+            <wp:docPr descr="Настройка виртуального оборудования" title="" id="23" name="Picture"/>
+            <a:graphic>
+              <a:graphicData uri="http://schemas.openxmlformats.org/drawingml/2006/picture">
+                <pic:pic>
+                  <pic:nvPicPr>
+                    <pic:cNvPr descr="image/1.png" id="24" name="Picture"/>
+                    <pic:cNvPicPr>
+                      <a:picLocks noChangeArrowheads="1" noChangeAspect="1"/>
+                    </pic:cNvPicPr>
+                  </pic:nvPicPr>
+                  <pic:blipFill>
+                    <a:blip r:embed="rId22"/>
+                    <a:stretch>
+                      <a:fillRect/>
+                    </a:stretch>
+                  </pic:blipFill>
+                  <pic:spPr bwMode="auto">
+                    <a:xfrm>
+                      <a:off x="0" y="0"/>
+                      <a:ext cx="5334000" cy="2312244"/>
+                    </a:xfrm>
+                    <a:prstGeom prst="rect">
+                      <a:avLst/>
+                    </a:prstGeom>
+                    <a:noFill/>
+                    <a:ln w="9525">
+                      <a:noFill/>
+                      <a:headEnd/>
+                      <a:tailEnd/>
+                    </a:ln>
+                  </pic:spPr>
+                </pic:pic>
+              </a:graphicData>
+            </a:graphic>
+          </wp:inline>
+        </w:drawing>
+      </w:r>
+    </w:p>
+    <w:p>
+      <w:pPr>
+        <w:pStyle w:val="ImageCaption"/>
+      </w:pPr>
+      <w:r>
+        <w:t xml:space="preserve">Настройка виртуального оборудования</w:t>
+      </w:r>
+    </w:p>
+    <w:p>
+      <w:pPr>
+        <w:pStyle w:val="BodyText"/>
+      </w:pPr>
+      <w:r>
+        <w:t xml:space="preserve">После настройки, запускаем виртуальную машину, выбираем загруузочный диск, задаем параметры установки.</w:t>
+      </w:r>
+    </w:p>
+    <w:p>
+      <w:pPr>
+        <w:pStyle w:val="CaptionedFigure"/>
+      </w:pPr>
+      <w:r>
+        <w:drawing>
+          <wp:inline>
+            <wp:extent cx="5334000" cy="2784140"/>
+            <wp:effectExtent b="0" l="0" r="0" t="0"/>
+            <wp:docPr descr="Задание параметров установки" title="" id="26" name="Picture"/>
+            <a:graphic>
+              <a:graphicData uri="http://schemas.openxmlformats.org/drawingml/2006/picture">
+                <pic:pic>
+                  <pic:nvPicPr>
+                    <pic:cNvPr descr="image/2.png" id="27" name="Picture"/>
+                    <pic:cNvPicPr>
+                      <a:picLocks noChangeArrowheads="1" noChangeAspect="1"/>
+                    </pic:cNvPicPr>
+                  </pic:nvPicPr>
+                  <pic:blipFill>
+                    <a:blip r:embed="rId25"/>
+                    <a:stretch>
+                      <a:fillRect/>
+                    </a:stretch>
+                  </pic:blipFill>
+                  <pic:spPr bwMode="auto">
+                    <a:xfrm>
+                      <a:off x="0" y="0"/>
+                      <a:ext cx="5334000" cy="2784140"/>
+                    </a:xfrm>
+                    <a:prstGeom prst="rect">
+                      <a:avLst/>
+                    </a:prstGeom>
+                    <a:noFill/>
+                    <a:ln w="9525">
+                      <a:noFill/>
+                      <a:headEnd/>
+                      <a:tailEnd/>
+                    </a:ln>
+                  </pic:spPr>
+                </pic:pic>
+              </a:graphicData>
+            </a:graphic>
+          </wp:inline>
+        </w:drawing>
+      </w:r>
+    </w:p>
+    <w:p>
+      <w:pPr>
+        <w:pStyle w:val="ImageCaption"/>
+      </w:pPr>
+      <w:r>
+        <w:t xml:space="preserve">Задание параметров установки</w:t>
+      </w:r>
+    </w:p>
+    <w:p>
+      <w:pPr>
+        <w:pStyle w:val="BodyText"/>
+      </w:pPr>
+      <w:r>
+        <w:t xml:space="preserve">Нажимаем</w:t>
       </w:r>
       <w:r>
         <w:t xml:space="preserve"> </w:t>
       </w:r>
-      <w:hyperlink w:anchor="tbl-std-dir">
-        <w:r>
-          <w:rPr>
-            <w:rStyle w:val="Hyperlink"/>
-          </w:rPr>
-          <w:t xml:space="preserve">табл. 1</w:t>
-        </w:r>
-      </w:hyperlink>
+      <w:r>
+        <w:t xml:space="preserve">“Готово”</w:t>
+      </w:r>
       <w:r>
         <w:t xml:space="preserve"> </w:t>
       </w:r>
       <w:r>
-        <w:t xml:space="preserve">приведено краткое описание стандартных каталогов Unix.</w:t>
-      </w:r>
-    </w:p>
-    <w:tbl>
-      <w:tblPr>
-        <w:tblStyle w:val="Table"/>
-        <w:tblW w:type="pct" w:w="5000"/>
-        <w:tblLayout w:type="fixed"/>
-        <w:tblLook w:firstRow="0" w:lastRow="0" w:firstColumn="0" w:lastColumn="0" w:noHBand="0" w:noVBand="0" w:val="0000"/>
-      </w:tblPr>
-      <w:tblGrid>
-        <w:gridCol w:w="7920"/>
-      </w:tblGrid>
-      <w:tr>
-        <w:tc>
-          <w:tcPr/>
-          <w:bookmarkStart w:id="22" w:name="tbl-std-dir"/>
-          <w:p>
-            <w:pPr>
-              <w:jc w:val="center"/>
-            </w:pPr>
-            <w:pPr>
-              <w:jc w:val="left"/>
-              <w:spacing w:before="200"/>
-              <w:pStyle w:val="ImageCaption"/>
-            </w:pPr>
-            <w:r>
-              <w:t xml:space="preserve">Таблица 1: Описание некоторых каталогов файловой системы GNU Linux</w:t>
-            </w:r>
-          </w:p>
-          <w:tbl>
-            <w:tblPr>
-              <w:tblStyle w:val="Table"/>
-              <w:tblW w:type="pct" w:w="5000"/>
-              <w:tblLayout w:type="fixed"/>
-              <w:tblLook w:firstRow="1" w:lastRow="0" w:firstColumn="0" w:lastColumn="0" w:noHBand="0" w:noVBand="0" w:val="0020"/>
-            </w:tblPr>
-            <w:tblGrid>
-              <w:gridCol w:w="803"/>
-              <w:gridCol w:w="7116"/>
-            </w:tblGrid>
-            <w:tr>
-              <w:trPr>
-                <w:tblHeader w:val="on"/>
-              </w:trPr>
-              <w:tc>
-                <w:tcPr/>
-                <w:p>
-                  <w:pPr>
-                    <w:pStyle w:val="Compact"/>
-                    <w:jc w:val="center"/>
-                  </w:pPr>
-                  <w:r>
-                    <w:t xml:space="preserve">Имя каталога</w:t>
-                  </w:r>
-                </w:p>
-              </w:tc>
-              <w:tc>
-                <w:tcPr/>
-                <w:p>
-                  <w:pPr>
-                    <w:pStyle w:val="Compact"/>
-                    <w:jc w:val="center"/>
-                  </w:pPr>
-                  <w:r>
-                    <w:t xml:space="preserve">Описание каталога</w:t>
-                  </w:r>
-                </w:p>
-              </w:tc>
-            </w:tr>
-            <w:tr>
-              <w:tc>
-                <w:tcPr/>
-                <w:p>
-                  <w:pPr>
-                    <w:pStyle w:val="Compact"/>
-                    <w:jc w:val="center"/>
-                  </w:pPr>
-                  <w:r>
-                    <w:rPr>
-                      <w:rStyle w:val="VerbatimChar"/>
-                    </w:rPr>
-                    <w:t xml:space="preserve">/</w:t>
-                  </w:r>
-                </w:p>
-              </w:tc>
-              <w:tc>
-                <w:tcPr/>
-                <w:p>
-                  <w:pPr>
-                    <w:pStyle w:val="Compact"/>
-                    <w:jc w:val="center"/>
-                  </w:pPr>
-                  <w:r>
-                    <w:t xml:space="preserve">Корневая директория, содержащая всю файловую</w:t>
-                  </w:r>
-                </w:p>
-              </w:tc>
-            </w:tr>
-            <w:tr>
-              <w:tc>
-                <w:tcPr/>
-                <w:p>
-                  <w:pPr>
-                    <w:pStyle w:val="Compact"/>
-                    <w:jc w:val="center"/>
-                  </w:pPr>
-                  <w:r>
-                    <w:rPr>
-                      <w:rStyle w:val="VerbatimChar"/>
-                    </w:rPr>
-                    <w:t xml:space="preserve">/bin</w:t>
-                  </w:r>
-                </w:p>
-              </w:tc>
-              <w:tc>
-                <w:tcPr/>
-                <w:p>
-                  <w:pPr>
-                    <w:pStyle w:val="Compact"/>
-                    <w:jc w:val="center"/>
-                  </w:pPr>
-                  <w:r>
-                    <w:t xml:space="preserve">Основные системные утилиты, необходимые как в однопользовательском режиме, так и при обычной работе всем пользователям</w:t>
-                  </w:r>
-                </w:p>
-              </w:tc>
-            </w:tr>
-            <w:tr>
-              <w:tc>
-                <w:tcPr/>
-                <w:p>
-                  <w:pPr>
-                    <w:pStyle w:val="Compact"/>
-                    <w:jc w:val="center"/>
-                  </w:pPr>
-                  <w:r>
-                    <w:rPr>
-                      <w:rStyle w:val="VerbatimChar"/>
-                    </w:rPr>
-                    <w:t xml:space="preserve">/etc</w:t>
-                  </w:r>
-                </w:p>
-              </w:tc>
-              <w:tc>
-                <w:tcPr/>
-                <w:p>
-                  <w:pPr>
-                    <w:pStyle w:val="Compact"/>
-                    <w:jc w:val="center"/>
-                  </w:pPr>
-                  <w:r>
-                    <w:t xml:space="preserve">Общесистемные конфигурационные файлы и файлы конфигурации установленных программ</w:t>
-                  </w:r>
-                </w:p>
-              </w:tc>
-            </w:tr>
-            <w:tr>
-              <w:tc>
-                <w:tcPr/>
-                <w:p>
-                  <w:pPr>
-                    <w:pStyle w:val="Compact"/>
-                    <w:jc w:val="center"/>
-                  </w:pPr>
-                  <w:r>
-                    <w:rPr>
-                      <w:rStyle w:val="VerbatimChar"/>
-                    </w:rPr>
-                    <w:t xml:space="preserve">/home</w:t>
-                  </w:r>
-                </w:p>
-              </w:tc>
-              <w:tc>
-                <w:tcPr/>
-                <w:p>
-                  <w:pPr>
-                    <w:pStyle w:val="Compact"/>
-                    <w:jc w:val="center"/>
-                  </w:pPr>
-                  <w:r>
-                    <w:t xml:space="preserve">Содержит домашние директории пользователей, которые, в свою очередь, содержат персональные настройки и данные пользователя</w:t>
-                  </w:r>
-                </w:p>
-              </w:tc>
-            </w:tr>
-            <w:tr>
-              <w:tc>
-                <w:tcPr/>
-                <w:p>
-                  <w:pPr>
-                    <w:pStyle w:val="Compact"/>
-                    <w:jc w:val="center"/>
-                  </w:pPr>
-                  <w:r>
-                    <w:rPr>
-                      <w:rStyle w:val="VerbatimChar"/>
-                    </w:rPr>
-                    <w:t xml:space="preserve">/media</w:t>
-                  </w:r>
-                </w:p>
-              </w:tc>
-              <w:tc>
-                <w:tcPr/>
-                <w:p>
-                  <w:pPr>
-                    <w:pStyle w:val="Compact"/>
-                    <w:jc w:val="center"/>
-                  </w:pPr>
-                  <w:r>
-                    <w:t xml:space="preserve">Точки монтирования для сменных носителей</w:t>
-                  </w:r>
-                </w:p>
-              </w:tc>
-            </w:tr>
-            <w:tr>
-              <w:tc>
-                <w:tcPr/>
-                <w:p>
-                  <w:pPr>
-                    <w:pStyle w:val="Compact"/>
-                    <w:jc w:val="center"/>
-                  </w:pPr>
-                  <w:r>
-                    <w:rPr>
-                      <w:rStyle w:val="VerbatimChar"/>
-                    </w:rPr>
-                    <w:t xml:space="preserve">/root</w:t>
-                  </w:r>
-                </w:p>
-              </w:tc>
-              <w:tc>
-                <w:tcPr/>
-                <w:p>
-                  <w:pPr>
-                    <w:pStyle w:val="Compact"/>
-                    <w:jc w:val="center"/>
-                  </w:pPr>
-                  <w:r>
-                    <w:t xml:space="preserve">Домашняя директория пользователя</w:t>
-                  </w:r>
-                  <w:r>
-                    <w:t xml:space="preserve"> </w:t>
-                  </w:r>
-                  <w:r>
-                    <w:rPr>
-                      <w:rStyle w:val="VerbatimChar"/>
-                    </w:rPr>
-                    <w:t xml:space="preserve">root</w:t>
-                  </w:r>
-                </w:p>
-              </w:tc>
-            </w:tr>
-            <w:tr>
-              <w:tc>
-                <w:tcPr/>
-                <w:p>
-                  <w:pPr>
-                    <w:pStyle w:val="Compact"/>
-                    <w:jc w:val="center"/>
-                  </w:pPr>
-                  <w:r>
-                    <w:rPr>
-                      <w:rStyle w:val="VerbatimChar"/>
-                    </w:rPr>
-                    <w:t xml:space="preserve">/tmp</w:t>
-                  </w:r>
-                </w:p>
-              </w:tc>
-              <w:tc>
-                <w:tcPr/>
-                <w:p>
-                  <w:pPr>
-                    <w:pStyle w:val="Compact"/>
-                    <w:jc w:val="center"/>
-                  </w:pPr>
-                  <w:r>
-                    <w:t xml:space="preserve">Временные файлы</w:t>
-                  </w:r>
-                </w:p>
-              </w:tc>
-            </w:tr>
-            <w:tr>
-              <w:tc>
-                <w:tcPr/>
-                <w:p>
-                  <w:pPr>
-                    <w:pStyle w:val="Compact"/>
-                    <w:jc w:val="center"/>
-                  </w:pPr>
-                  <w:r>
-                    <w:rPr>
-                      <w:rStyle w:val="VerbatimChar"/>
-                    </w:rPr>
-                    <w:t xml:space="preserve">/usr</w:t>
-                  </w:r>
-                </w:p>
-              </w:tc>
-              <w:tc>
-                <w:tcPr/>
-                <w:p>
-                  <w:pPr>
-                    <w:pStyle w:val="Compact"/>
-                    <w:jc w:val="center"/>
-                  </w:pPr>
-                  <w:r>
-                    <w:t xml:space="preserve">Вторичная иерархия для данных пользователя</w:t>
-                  </w:r>
-                </w:p>
-              </w:tc>
-            </w:tr>
-          </w:tbl>
-          <w:bookmarkEnd w:id="22"/>
-          <w:p/>
-        </w:tc>
-      </w:tr>
-    </w:tbl>
+        <w:t xml:space="preserve">и ждем окончания загрузки. Затем входим в систему</w:t>
+      </w:r>
+    </w:p>
+    <w:p>
+      <w:pPr>
+        <w:pStyle w:val="CaptionedFigure"/>
+      </w:pPr>
+      <w:r>
+        <w:drawing>
+          <wp:inline>
+            <wp:extent cx="4581625" cy="5370896"/>
+            <wp:effectExtent b="0" l="0" r="0" t="0"/>
+            <wp:docPr descr="Первоначальный вход в систему" title="" id="29" name="Picture"/>
+            <a:graphic>
+              <a:graphicData uri="http://schemas.openxmlformats.org/drawingml/2006/picture">
+                <pic:pic>
+                  <pic:nvPicPr>
+                    <pic:cNvPr descr="image/3.png" id="30" name="Picture"/>
+                    <pic:cNvPicPr>
+                      <a:picLocks noChangeArrowheads="1" noChangeAspect="1"/>
+                    </pic:cNvPicPr>
+                  </pic:nvPicPr>
+                  <pic:blipFill>
+                    <a:blip r:embed="rId28"/>
+                    <a:stretch>
+                      <a:fillRect/>
+                    </a:stretch>
+                  </pic:blipFill>
+                  <pic:spPr bwMode="auto">
+                    <a:xfrm>
+                      <a:off x="0" y="0"/>
+                      <a:ext cx="4581625" cy="5370896"/>
+                    </a:xfrm>
+                    <a:prstGeom prst="rect">
+                      <a:avLst/>
+                    </a:prstGeom>
+                    <a:noFill/>
+                    <a:ln w="9525">
+                      <a:noFill/>
+                      <a:headEnd/>
+                      <a:tailEnd/>
+                    </a:ln>
+                  </pic:spPr>
+                </pic:pic>
+              </a:graphicData>
+            </a:graphic>
+          </wp:inline>
+        </w:drawing>
+      </w:r>
+    </w:p>
+    <w:p>
+      <w:pPr>
+        <w:pStyle w:val="ImageCaption"/>
+      </w:pPr>
+      <w:r>
+        <w:t xml:space="preserve">Первоначальный вход в систему</w:t>
+      </w:r>
+    </w:p>
     <w:p>
       <w:pPr>
         <w:pStyle w:val="BodyText"/>
       </w:pPr>
       <w:r>
-        <w:t xml:space="preserve">Более подробно про Unix см. в</w:t>
-      </w:r>
-      <w:r>
-        <w:t xml:space="preserve"> </w:t>
-      </w:r>
-      <w:r>
-        <w:t xml:space="preserve">[1–4]</w:t>
-      </w:r>
-      <w:r>
-        <w:t xml:space="preserve">.</w:t>
-      </w:r>
-    </w:p>
-    <w:bookmarkEnd w:id="23"/>
-    <w:bookmarkStart w:id="28" w:name="выполнение-лабораторной-работы"/>
+        <w:t xml:space="preserve">Выполняем дополнительные задания</w:t>
+      </w:r>
+    </w:p>
+    <w:p>
+      <w:pPr>
+        <w:pStyle w:val="CaptionedFigure"/>
+      </w:pPr>
+      <w:r>
+        <w:drawing>
+          <wp:inline>
+            <wp:extent cx="5334000" cy="2240467"/>
+            <wp:effectExtent b="0" l="0" r="0" t="0"/>
+            <wp:docPr descr="Просмотр параметров виртуальной машины" title="" id="32" name="Picture"/>
+            <a:graphic>
+              <a:graphicData uri="http://schemas.openxmlformats.org/drawingml/2006/picture">
+                <pic:pic>
+                  <pic:nvPicPr>
+                    <pic:cNvPr descr="image/4.png" id="33" name="Picture"/>
+                    <pic:cNvPicPr>
+                      <a:picLocks noChangeArrowheads="1" noChangeAspect="1"/>
+                    </pic:cNvPicPr>
+                  </pic:nvPicPr>
+                  <pic:blipFill>
+                    <a:blip r:embed="rId31"/>
+                    <a:stretch>
+                      <a:fillRect/>
+                    </a:stretch>
+                  </pic:blipFill>
+                  <pic:spPr bwMode="auto">
+                    <a:xfrm>
+                      <a:off x="0" y="0"/>
+                      <a:ext cx="5334000" cy="2240467"/>
+                    </a:xfrm>
+                    <a:prstGeom prst="rect">
+                      <a:avLst/>
+                    </a:prstGeom>
+                    <a:noFill/>
+                    <a:ln w="9525">
+                      <a:noFill/>
+                      <a:headEnd/>
+                      <a:tailEnd/>
+                    </a:ln>
+                  </pic:spPr>
+                </pic:pic>
+              </a:graphicData>
+            </a:graphic>
+          </wp:inline>
+        </w:drawing>
+      </w:r>
+    </w:p>
+    <w:p>
+      <w:pPr>
+        <w:pStyle w:val="ImageCaption"/>
+      </w:pPr>
+      <w:r>
+        <w:t xml:space="preserve">Просмотр параметров виртуальной машины</w:t>
+      </w:r>
+    </w:p>
+    <w:bookmarkEnd w:id="34"/>
+    <w:bookmarkStart w:id="35" w:name="выводы"/>
     <w:p>
       <w:pPr>
         <w:pStyle w:val="Heading1"/>
       </w:pPr>
       <w:r>
-        <w:t xml:space="preserve">4. Выполнение лабораторной работы</w:t>
+        <w:t xml:space="preserve">4. Выводы</w:t>
       </w:r>
     </w:p>
     <w:p>
@@ -496,229 +390,10 @@
         <w:pStyle w:val="FirstParagraph"/>
       </w:pPr>
       <w:r>
-        <w:t xml:space="preserve">Описываются проведённые действия, в качестве иллюстрации даётся ссылка на иллюстрацию (</w:t>
-      </w:r>
-      <w:hyperlink w:anchor="fig-001">
-        <w:r>
-          <w:rPr>
-            <w:rStyle w:val="Hyperlink"/>
-          </w:rPr>
-          <w:t xml:space="preserve">рис. 1</w:t>
-        </w:r>
-      </w:hyperlink>
-      <w:r>
-        <w:t xml:space="preserve">).</w:t>
-      </w:r>
-    </w:p>
-    <w:tbl>
-      <w:tblPr>
-        <w:tblStyle w:val="Table"/>
-        <w:tblW w:type="pct" w:w="5000"/>
-        <w:tblLayout w:type="fixed"/>
-        <w:tblLook w:firstRow="0" w:lastRow="0" w:firstColumn="0" w:lastColumn="0" w:noHBand="0" w:noVBand="0" w:val="0000"/>
-      </w:tblPr>
-      <w:tblGrid>
-        <w:gridCol w:w="7920"/>
-      </w:tblGrid>
-      <w:tr>
-        <w:tc>
-          <w:tcPr/>
-          <w:bookmarkStart w:id="27" w:name="fig-001"/>
-          <w:p>
-            <w:pPr>
-              <w:pStyle w:val="Compact"/>
-              <w:jc w:val="center"/>
-            </w:pPr>
-            <w:r>
-              <w:drawing>
-                <wp:inline>
-                  <wp:extent cx="3733800" cy="1938906"/>
-                  <wp:effectExtent b="0" l="0" r="0" t="0"/>
-                  <wp:docPr descr="" title="" id="25" name="Picture"/>
-                  <a:graphic>
-                    <a:graphicData uri="http://schemas.openxmlformats.org/drawingml/2006/picture">
-                      <pic:pic>
-                        <pic:nvPicPr>
-                          <pic:cNvPr descr="image/solvay.jpg" id="26" name="Picture"/>
-                          <pic:cNvPicPr>
-                            <a:picLocks noChangeArrowheads="1" noChangeAspect="1"/>
-                          </pic:cNvPicPr>
-                        </pic:nvPicPr>
-                        <pic:blipFill>
-                          <a:blip r:embed="rId24"/>
-                          <a:stretch>
-                            <a:fillRect/>
-                          </a:stretch>
-                        </pic:blipFill>
-                        <pic:spPr bwMode="auto">
-                          <a:xfrm>
-                            <a:off x="0" y="0"/>
-                            <a:ext cx="3733800" cy="1938906"/>
-                          </a:xfrm>
-                          <a:prstGeom prst="rect">
-                            <a:avLst/>
-                          </a:prstGeom>
-                          <a:noFill/>
-                          <a:ln w="9525">
-                            <a:noFill/>
-                            <a:headEnd/>
-                            <a:tailEnd/>
-                          </a:ln>
-                        </pic:spPr>
-                      </pic:pic>
-                    </a:graphicData>
-                  </a:graphic>
-                </wp:inline>
-              </w:drawing>
-            </w:r>
-          </w:p>
-          <w:p>
-            <w:pPr>
-              <w:jc w:val="center"/>
-            </w:pPr>
-            <w:pPr>
-              <w:jc w:val="left"/>
-              <w:spacing w:before="200"/>
-              <w:pStyle w:val="ImageCaption"/>
-            </w:pPr>
-            <w:r>
-              <w:t xml:space="preserve">Рисунок 1: V Сольвеевский конгресс (1927) «Электроны и фотоны»</w:t>
-            </w:r>
-          </w:p>
-          <w:bookmarkEnd w:id="27"/>
-        </w:tc>
-      </w:tr>
-    </w:tbl>
-    <w:bookmarkEnd w:id="28"/>
-    <w:bookmarkStart w:id="29" w:name="выводы"/>
-    <w:p>
-      <w:pPr>
-        <w:pStyle w:val="Heading1"/>
-      </w:pPr>
-      <w:r>
-        <w:t xml:space="preserve">5. Выводы</w:t>
-      </w:r>
-    </w:p>
-    <w:p>
-      <w:pPr>
-        <w:pStyle w:val="FirstParagraph"/>
-      </w:pPr>
-      <w:r>
-        <w:t xml:space="preserve">Здесь кратко описываются итоги проделанной работы.</w:t>
-      </w:r>
-    </w:p>
-    <w:bookmarkEnd w:id="29"/>
-    <w:bookmarkStart w:id="36" w:name="список-литературы"/>
-    <w:p>
-      <w:pPr>
-        <w:pStyle w:val="Heading1"/>
-      </w:pPr>
-      <w:r>
-        <w:t xml:space="preserve">Список литературы</w:t>
-      </w:r>
-    </w:p>
-    <w:bookmarkStart w:id="35" w:name="refs"/>
-    <w:bookmarkStart w:id="30" w:name="ref-tanenbaum_book_modern-os_ru"/>
-    <w:p>
-      <w:pPr>
-        <w:pStyle w:val="Bibliography"/>
-      </w:pPr>
-      <w:r>
-        <w:t xml:space="preserve">1.</w:t>
-      </w:r>
-      <w:r>
-        <w:t xml:space="preserve"> </w:t>
-      </w:r>
-      <w:r>
-        <w:t xml:space="preserve">	</w:t>
-      </w:r>
-      <w:r>
-        <w:t xml:space="preserve">Таненбаум Э., Бос Х.</w:t>
-      </w:r>
-      <w:r>
-        <w:t xml:space="preserve"> </w:t>
-      </w:r>
-      <w:r>
-        <w:t xml:space="preserve">Современные операционные системы</w:t>
-      </w:r>
-      <w:r>
-        <w:t xml:space="preserve">. 4-е изд. СПб.: Питер, 2015. 1120 с.</w:t>
-      </w:r>
-    </w:p>
-    <w:bookmarkEnd w:id="30"/>
-    <w:bookmarkStart w:id="31" w:name="ref-robbins_book_bash_en"/>
-    <w:p>
-      <w:pPr>
-        <w:pStyle w:val="Bibliography"/>
-      </w:pPr>
-      <w:r>
-        <w:t xml:space="preserve">2.</w:t>
-      </w:r>
-      <w:r>
-        <w:t xml:space="preserve"> </w:t>
-      </w:r>
-      <w:r>
-        <w:t xml:space="preserve">	</w:t>
-      </w:r>
-      <w:r>
-        <w:t xml:space="preserve">Robbins A. Bash Pocket Reference. O’Reilly Media, 2016. 156 с.</w:t>
-      </w:r>
-    </w:p>
-    <w:bookmarkEnd w:id="31"/>
-    <w:bookmarkStart w:id="32" w:name="ref-zarrelli_book_mastering-bash_en"/>
-    <w:p>
-      <w:pPr>
-        <w:pStyle w:val="Bibliography"/>
-      </w:pPr>
-      <w:r>
-        <w:t xml:space="preserve">3.</w:t>
-      </w:r>
-      <w:r>
-        <w:t xml:space="preserve"> </w:t>
-      </w:r>
-      <w:r>
-        <w:t xml:space="preserve">	</w:t>
-      </w:r>
-      <w:r>
-        <w:t xml:space="preserve">Zarrelli G. Mastering Bash. Packt Publishing, 2017. 502 с.</w:t>
-      </w:r>
-    </w:p>
-    <w:bookmarkEnd w:id="32"/>
-    <w:bookmarkStart w:id="34" w:name="ref-newham_book_learning-bash_en"/>
-    <w:p>
-      <w:pPr>
-        <w:pStyle w:val="Bibliography"/>
-      </w:pPr>
-      <w:r>
-        <w:t xml:space="preserve">4.</w:t>
-      </w:r>
-      <w:r>
-        <w:t xml:space="preserve"> </w:t>
-      </w:r>
-      <w:r>
-        <w:t xml:space="preserve">	</w:t>
-      </w:r>
-      <w:r>
-        <w:t xml:space="preserve">Newham C.</w:t>
-      </w:r>
-      <w:r>
-        <w:t xml:space="preserve"> </w:t>
-      </w:r>
-      <w:hyperlink r:id="rId33">
-        <w:r>
-          <w:rPr>
-            <w:rStyle w:val="Hyperlink"/>
-          </w:rPr>
-          <w:t xml:space="preserve">Learning the bash Shell: Unix Shell Programming</w:t>
-        </w:r>
-      </w:hyperlink>
-      <w:r>
-        <w:t xml:space="preserve">. O’Reilly Media, 2005. 354 с.</w:t>
-      </w:r>
-    </w:p>
-    <w:bookmarkEnd w:id="34"/>
+        <w:t xml:space="preserve">Я приобрел практические навыки установки операционной системы на виртуальную машину, настройки минимально необходимых для дальнейшей работы сервисов.</w:t>
+      </w:r>
+    </w:p>
     <w:bookmarkEnd w:id="35"/>
-    <w:bookmarkEnd w:id="36"/>
     <w:sectPr>
       <w:footnotePr>
         <w:numRestart w:val="eachSect"/>
